--- a/DocumentacaoFinal/INTEGRA_2026_Entrega_7_16_Guia_do_Firmware_do_Lacre_IoT.docx
+++ b/DocumentacaoFinal/INTEGRA_2026_Entrega_7_16_Guia_do_Firmware_do_Lacre_IoT.docx
@@ -605,7 +605,7 @@
                 <w:szCs w:val="17"/>
                 <w:lang w:val="pt-BR"/>
               </w:rPr>
-              <w:t xml:space="preserve">Pedido de Natã da Silva Baracho: "preciso que gere o documento para o integrante que está criando o lacre IoT; pode ficar em uma branch; veja se o README está atualizado".</w:t>
+              <w:t xml:space="preserve">Síntese das instruções dadas à IA. Contexto: outro integrante da equipe programa o firmware do lacre (ESP32). Tarefa: escrever o guia do firmware: o que enviar, quando e o que fazer com cada resposta da API; conferir se o README está atualizado. Restrições: exemplos conferidos com a API em execução; publicar numa branch própria. Entrega esperada: guia do firmware e README revisado.</w:t>
             </w:r>
           </w:p>
         </w:tc>
@@ -883,7 +883,7 @@
                 <w:szCs w:val="17"/>
                 <w:lang w:val="pt-BR"/>
               </w:rPr>
-              <w:t xml:space="preserve">Exemplos conferidos com a API e com o Swagger; documento revisado por Natã da Silva Baracho e mesclado na main.</w:t>
+              <w:t xml:space="preserve">Natã da Silva Baracho, responsável pelo backend, leu o guia e o README, aprovou os dois e fez o merge na main. Os exemplos do guia foram conferidos pela IA com a API em execução e com o Swagger. O guia ainda não foi validado por quem programa o firmware.</w:t>
             </w:r>
           </w:p>
         </w:tc>
